--- a/Course/Component 1 - Computer Systems/1.1 Processors, Input, Output and Storage/1.1.1 Structure and Function of the Processor/Homework (editable).docx
+++ b/Course/Component 1 - Computer Systems/1.1 Processors, Input, Output and Storage/1.1.1 Structure and Function of the Processor/Homework (editable).docx
@@ -473,13 +473,13 @@
     </w:p>
     <w:p>
       <w:r>
-        <w:t xml:space="preserve">(a) Calculate the maximum number of memory locations that can be addressed. Show your working. </w:t>
+        <w:t xml:space="preserve">(a) Calculate the maximum number of memory locations that can be addressed. </w:t>
       </w:r>
       <w:r>
         <w:rPr>
           <w:b/>
         </w:rPr>
-        <w:t>[2]</w:t>
+        <w:t>[1]</w:t>
       </w:r>
       <w:r>
         <w:t xml:space="preserve"> </w:t>
@@ -490,14 +490,6 @@
         </w:rPr>
         <w:t>(AO2)</w:t>
       </w:r>
-    </w:p>
-    <w:p>
-      <w:pPr>
-        <w:spacing w:before="260"/>
-        <w:pBdr>
-          <w:bottom w:val="single" w:sz="4" w:space="1" w:color="AAB4C0"/>
-        </w:pBdr>
-      </w:pPr>
     </w:p>
     <w:p>
       <w:pPr>
